--- a/testakten/urheberrecht-musik-ki-songstreit-auerbach/04-ki-prompt-outputlog.docx
+++ b/testakten/urheberrecht-musik-ki-songstreit-auerbach/04-ki-prompt-outputlog.docx
@@ -43,7 +43,7 @@
         <w:pStyle w:val="ListBullet"/>
       </w:pPr>
       <w:r>
-        <w:t>Account: auerbach.soundworks@studio.example</w:t>
+        <w:t>Account: auerbach.soundworks@studio.de</w:t>
       </w:r>
     </w:p>
     <w:p>
